--- a/data/finux.docx
+++ b/data/finux.docx
@@ -103,6 +103,13 @@
       <w:r>
         <w:rPr>
           <w:rFonts w:hint="default"/>
+          <w:lang w:val="en-US"/>
+        </w:rPr>
+        <w:t xml:space="preserve">       </w:t>
+      </w:r>
+      <w:r>
+        <w:rPr>
+          <w:rFonts w:hint="default"/>
         </w:rPr>
         <w:t>Percentage</w:t>
       </w:r>
@@ -147,12 +154,26 @@
       <w:r>
         <w:rPr>
           <w:rFonts w:hint="default"/>
+          <w:lang w:val="en-US"/>
+        </w:rPr>
+        <w:t xml:space="preserve">                </w:t>
+      </w:r>
+      <w:r>
+        <w:rPr>
+          <w:rFonts w:hint="default"/>
         </w:rPr>
         <w:t>50%</w:t>
       </w:r>
       <w:r>
         <w:rPr>
           <w:rFonts w:hint="default"/>
+          <w:lang w:val="en-US"/>
+        </w:rPr>
+        <w:t xml:space="preserve">  </w:t>
+      </w:r>
+      <w:r>
+        <w:rPr>
+          <w:rFonts w:hint="default"/>
         </w:rPr>
         <w:tab/>
       </w:r>
@@ -2214,228 +2235,313 @@
           <w:rFonts w:hint="default"/>
         </w:rPr>
         <w:t xml:space="preserve"> equivalent</w:t>
+      </w:r>
+    </w:p>
+    <w:p>
+      <w:pPr>
+        <w:rPr>
+          <w:rFonts w:hint="default"/>
+        </w:rPr>
+      </w:pPr>
+    </w:p>
+    <w:p>
+      <w:pPr>
+        <w:rPr>
+          <w:rFonts w:hint="default"/>
+        </w:rPr>
+      </w:pPr>
+      <w:r>
+        <w:rPr>
+          <w:rFonts w:hint="default"/>
+        </w:rPr>
+        <w:t>On Withdrawal:</w:t>
+      </w:r>
+    </w:p>
+    <w:p>
+      <w:pPr>
+        <w:rPr>
+          <w:rFonts w:hint="default"/>
+        </w:rPr>
+      </w:pPr>
+      <w:r>
+        <w:rPr>
+          <w:rFonts w:hint="default"/>
+        </w:rPr>
+        <w:t>50% FNX Burned</w:t>
+      </w:r>
+    </w:p>
+    <w:p>
+      <w:pPr>
+        <w:rPr>
+          <w:rFonts w:hint="default"/>
+        </w:rPr>
+      </w:pPr>
+      <w:r>
+        <w:rPr>
+          <w:rFonts w:hint="default"/>
+        </w:rPr>
+        <w:t>50% Returned to Supply</w:t>
+      </w:r>
+    </w:p>
+    <w:p>
+      <w:pPr>
+        <w:rPr>
+          <w:rFonts w:hint="default"/>
+        </w:rPr>
+      </w:pPr>
+    </w:p>
+    <w:p>
+      <w:pPr>
+        <w:rPr>
+          <w:rFonts w:hint="default"/>
+        </w:rPr>
+      </w:pPr>
+      <w:r>
+        <w:rPr>
+          <w:rFonts w:hint="default"/>
+        </w:rPr>
+        <w:t>Objectives</w:t>
+      </w:r>
+    </w:p>
+    <w:p>
+      <w:pPr>
+        <w:rPr>
+          <w:rFonts w:hint="default"/>
+        </w:rPr>
+      </w:pPr>
+    </w:p>
+    <w:p>
+      <w:pPr>
+        <w:rPr>
+          <w:rFonts w:hint="default"/>
+        </w:rPr>
+      </w:pPr>
+      <w:r>
+        <w:rPr>
+          <w:rFonts w:hint="default"/>
+        </w:rPr>
+        <w:t>A — Create universal user identity</w:t>
+      </w:r>
+    </w:p>
+    <w:p>
+      <w:pPr>
+        <w:rPr>
+          <w:rFonts w:hint="default"/>
+        </w:rPr>
+      </w:pPr>
+      <w:r>
+        <w:rPr>
+          <w:rFonts w:hint="default"/>
+        </w:rPr>
+        <w:t>B — Blockchain-based authentication</w:t>
+      </w:r>
+    </w:p>
+    <w:p>
+      <w:pPr>
+        <w:rPr>
+          <w:rFonts w:hint="default"/>
+        </w:rPr>
+      </w:pPr>
+      <w:r>
+        <w:rPr>
+          <w:rFonts w:hint="default"/>
+        </w:rPr>
+        <w:t>C — Increase liquidity participation</w:t>
+      </w:r>
+    </w:p>
+    <w:p>
+      <w:pPr>
+        <w:rPr>
+          <w:rFonts w:hint="default"/>
+        </w:rPr>
+      </w:pPr>
+      <w:r>
+        <w:rPr>
+          <w:rFonts w:hint="default"/>
+        </w:rPr>
+        <w:t>D — Ensure fair reward distribution</w:t>
+      </w:r>
+    </w:p>
+    <w:p>
+      <w:pPr>
+        <w:rPr>
+          <w:rFonts w:hint="default"/>
+        </w:rPr>
+      </w:pPr>
+      <w:r>
+        <w:rPr>
+          <w:rFonts w:hint="default"/>
+        </w:rPr>
+        <w:t>E — Boost token adoption &amp; engagement</w:t>
+      </w:r>
+    </w:p>
+    <w:p>
+      <w:pPr>
+        <w:rPr>
+          <w:rFonts w:hint="default"/>
+        </w:rPr>
+      </w:pPr>
+    </w:p>
+    <w:p>
+      <w:pPr>
+        <w:rPr>
+          <w:rFonts w:hint="default"/>
+        </w:rPr>
+      </w:pPr>
+      <w:r>
+        <w:rPr>
+          <w:rFonts w:hint="default"/>
+        </w:rPr>
+        <w:t>Important Note</w:t>
+      </w:r>
+    </w:p>
+    <w:p>
+      <w:pPr>
+        <w:rPr>
+          <w:rFonts w:hint="default"/>
+        </w:rPr>
+      </w:pPr>
+    </w:p>
+    <w:p>
+      <w:pPr>
+        <w:rPr>
+          <w:rFonts w:hint="default"/>
+        </w:rPr>
+      </w:pPr>
+      <w:r>
+        <w:rPr>
+          <w:rFonts w:hint="default"/>
+        </w:rPr>
+        <w:t>🔐 Wallet is automatically generated.</w:t>
+      </w:r>
+    </w:p>
+    <w:p>
+      <w:pPr>
+        <w:rPr>
+          <w:rFonts w:hint="default"/>
+        </w:rPr>
+      </w:pPr>
+      <w:r>
+        <w:rPr>
+          <w:rFonts w:hint="default"/>
+        </w:rPr>
+        <w:t>📌 Keep private key / seed phrase safe.</w:t>
+      </w:r>
+    </w:p>
+    <w:p>
+      <w:pPr>
+        <w:rPr>
+          <w:rFonts w:hint="default"/>
+        </w:rPr>
+      </w:pPr>
+      <w:r>
+        <w:rPr>
+          <w:rFonts w:hint="default"/>
+        </w:rPr>
+        <w:t>📌 Wallet address is system-generated.</w:t>
+      </w:r>
+    </w:p>
+    <w:p>
+      <w:pPr>
+        <w:rPr>
+          <w:rFonts w:hint="default"/>
+        </w:rPr>
+      </w:pPr>
+    </w:p>
+    <w:p>
+      <w:pPr>
+        <w:rPr>
+          <w:rFonts w:hint="default"/>
+        </w:rPr>
+      </w:pPr>
+      <w:r>
+        <w:rPr>
+          <w:rFonts w:hint="default"/>
+        </w:rPr>
+        <w:t>🙏 Thank You for Your Support</w:t>
+      </w:r>
+    </w:p>
+    <w:p>
+      <w:pPr>
+        <w:rPr>
+          <w:rFonts w:hint="default"/>
+        </w:rPr>
+      </w:pPr>
+    </w:p>
+    <w:p>
+      <w:pPr>
+        <w:rPr>
+          <w:rFonts w:hint="default"/>
+        </w:rPr>
+      </w:pPr>
+      <w:r>
+        <w:rPr>
+          <w:rFonts w:hint="default"/>
+        </w:rPr>
+        <w:t>Riya was a new investor interested in passive income.</w:t>
+      </w:r>
+    </w:p>
+    <w:p>
+      <w:pPr>
+        <w:rPr>
+          <w:rFonts w:hint="default"/>
+        </w:rPr>
+      </w:pPr>
+    </w:p>
+    <w:p>
+      <w:pPr>
+        <w:rPr>
+          <w:rFonts w:hint="default"/>
+        </w:rPr>
+      </w:pPr>
+      <w:r>
+        <w:rPr>
+          <w:rFonts w:hint="default"/>
+        </w:rPr>
+        <w:t>She discovered FINUX, a decentralized ecosystem that allows users to earn rewards through staking and liquidity pools.</w:t>
+      </w:r>
+    </w:p>
+    <w:p>
+      <w:pPr>
+        <w:rPr>
+          <w:rFonts w:hint="default"/>
+        </w:rPr>
+      </w:pPr>
+    </w:p>
+    <w:p>
+      <w:pPr>
+        <w:rPr>
+          <w:rFonts w:hint="default"/>
+        </w:rPr>
+      </w:pPr>
+      <w:r>
+        <w:rPr>
+          <w:rFonts w:hint="default"/>
+        </w:rPr>
+        <w:t>Users can start by depositing a minimum of $20, which mints FNX tokens.</w:t>
+      </w:r>
+    </w:p>
+    <w:p>
+      <w:pPr>
+        <w:rPr>
+          <w:rFonts w:hint="default"/>
+        </w:rPr>
+      </w:pPr>
+    </w:p>
+    <w:p>
+      <w:pPr>
+        <w:rPr>
+          <w:rFonts w:hint="default"/>
+        </w:rPr>
+      </w:pPr>
+      <w:r>
+        <w:rPr>
+          <w:rFonts w:hint="default"/>
+        </w:rPr>
+        <w:t>They can then earn daily rewards through staking, liquidity pools, and referral programs.</w:t>
       </w:r>
       <w:bookmarkStart w:id="0" w:name="_GoBack"/>
       <w:bookmarkEnd w:id="0"/>
-    </w:p>
-    <w:p>
-      <w:pPr>
-        <w:rPr>
-          <w:rFonts w:hint="default"/>
-        </w:rPr>
-      </w:pPr>
-    </w:p>
-    <w:p>
-      <w:pPr>
-        <w:rPr>
-          <w:rFonts w:hint="default"/>
-        </w:rPr>
-      </w:pPr>
-      <w:r>
-        <w:rPr>
-          <w:rFonts w:hint="default"/>
-        </w:rPr>
-        <w:t>On Withdrawal:</w:t>
-      </w:r>
-    </w:p>
-    <w:p>
-      <w:pPr>
-        <w:rPr>
-          <w:rFonts w:hint="default"/>
-        </w:rPr>
-      </w:pPr>
-      <w:r>
-        <w:rPr>
-          <w:rFonts w:hint="default"/>
-        </w:rPr>
-        <w:t>50% FNX Burned</w:t>
-      </w:r>
-    </w:p>
-    <w:p>
-      <w:pPr>
-        <w:rPr>
-          <w:rFonts w:hint="default"/>
-        </w:rPr>
-      </w:pPr>
-      <w:r>
-        <w:rPr>
-          <w:rFonts w:hint="default"/>
-        </w:rPr>
-        <w:t>50% Returned to Supply</w:t>
-      </w:r>
-    </w:p>
-    <w:p>
-      <w:pPr>
-        <w:rPr>
-          <w:rFonts w:hint="default"/>
-        </w:rPr>
-      </w:pPr>
-    </w:p>
-    <w:p>
-      <w:pPr>
-        <w:rPr>
-          <w:rFonts w:hint="default"/>
-        </w:rPr>
-      </w:pPr>
-      <w:r>
-        <w:rPr>
-          <w:rFonts w:hint="default"/>
-        </w:rPr>
-        <w:t>Objectives</w:t>
-      </w:r>
-    </w:p>
-    <w:p>
-      <w:pPr>
-        <w:rPr>
-          <w:rFonts w:hint="default"/>
-        </w:rPr>
-      </w:pPr>
-    </w:p>
-    <w:p>
-      <w:pPr>
-        <w:rPr>
-          <w:rFonts w:hint="default"/>
-        </w:rPr>
-      </w:pPr>
-      <w:r>
-        <w:rPr>
-          <w:rFonts w:hint="default"/>
-        </w:rPr>
-        <w:t>A — Create universal user identity</w:t>
-      </w:r>
-    </w:p>
-    <w:p>
-      <w:pPr>
-        <w:rPr>
-          <w:rFonts w:hint="default"/>
-        </w:rPr>
-      </w:pPr>
-      <w:r>
-        <w:rPr>
-          <w:rFonts w:hint="default"/>
-        </w:rPr>
-        <w:t>B — Blockchain-based authentication</w:t>
-      </w:r>
-    </w:p>
-    <w:p>
-      <w:pPr>
-        <w:rPr>
-          <w:rFonts w:hint="default"/>
-        </w:rPr>
-      </w:pPr>
-      <w:r>
-        <w:rPr>
-          <w:rFonts w:hint="default"/>
-        </w:rPr>
-        <w:t>C — Increase liquidity participation</w:t>
-      </w:r>
-    </w:p>
-    <w:p>
-      <w:pPr>
-        <w:rPr>
-          <w:rFonts w:hint="default"/>
-        </w:rPr>
-      </w:pPr>
-      <w:r>
-        <w:rPr>
-          <w:rFonts w:hint="default"/>
-        </w:rPr>
-        <w:t>D — Ensure fair reward distribution</w:t>
-      </w:r>
-    </w:p>
-    <w:p>
-      <w:pPr>
-        <w:rPr>
-          <w:rFonts w:hint="default"/>
-        </w:rPr>
-      </w:pPr>
-      <w:r>
-        <w:rPr>
-          <w:rFonts w:hint="default"/>
-        </w:rPr>
-        <w:t>E — Boost token adoption &amp; engagement</w:t>
-      </w:r>
-    </w:p>
-    <w:p>
-      <w:pPr>
-        <w:rPr>
-          <w:rFonts w:hint="default"/>
-        </w:rPr>
-      </w:pPr>
-    </w:p>
-    <w:p>
-      <w:pPr>
-        <w:rPr>
-          <w:rFonts w:hint="default"/>
-        </w:rPr>
-      </w:pPr>
-      <w:r>
-        <w:rPr>
-          <w:rFonts w:hint="default"/>
-        </w:rPr>
-        <w:t>Important Note</w:t>
-      </w:r>
-    </w:p>
-    <w:p>
-      <w:pPr>
-        <w:rPr>
-          <w:rFonts w:hint="default"/>
-        </w:rPr>
-      </w:pPr>
-    </w:p>
-    <w:p>
-      <w:pPr>
-        <w:rPr>
-          <w:rFonts w:hint="default"/>
-        </w:rPr>
-      </w:pPr>
-      <w:r>
-        <w:rPr>
-          <w:rFonts w:hint="default"/>
-        </w:rPr>
-        <w:t>🔐 Wallet is automatically generated.</w:t>
-      </w:r>
-    </w:p>
-    <w:p>
-      <w:pPr>
-        <w:rPr>
-          <w:rFonts w:hint="default"/>
-        </w:rPr>
-      </w:pPr>
-      <w:r>
-        <w:rPr>
-          <w:rFonts w:hint="default"/>
-        </w:rPr>
-        <w:t>📌 Keep private key / seed phrase safe.</w:t>
-      </w:r>
-    </w:p>
-    <w:p>
-      <w:pPr>
-        <w:rPr>
-          <w:rFonts w:hint="default"/>
-        </w:rPr>
-      </w:pPr>
-      <w:r>
-        <w:rPr>
-          <w:rFonts w:hint="default"/>
-        </w:rPr>
-        <w:t>📌 Wallet address is system-generated.</w:t>
-      </w:r>
-    </w:p>
-    <w:p>
-      <w:pPr>
-        <w:rPr>
-          <w:rFonts w:hint="default"/>
-        </w:rPr>
-      </w:pPr>
-    </w:p>
-    <w:p>
-      <w:r>
-        <w:rPr>
-          <w:rFonts w:hint="default"/>
-        </w:rPr>
-        <w:t>🙏 Thank You for Your Support</w:t>
-      </w:r>
     </w:p>
     <w:sectPr>
       <w:pgSz w:w="11906" w:h="16838"/>
@@ -2523,7 +2629,7 @@
     <w:lsdException w:qFormat="1" w:unhideWhenUsed="0" w:uiPriority="0" w:semiHidden="0" w:name="Title"/>
     <w:lsdException w:unhideWhenUsed="0" w:uiPriority="0" w:semiHidden="0" w:name="Closing"/>
     <w:lsdException w:unhideWhenUsed="0" w:uiPriority="0" w:semiHidden="0" w:name="Signature"/>
-    <w:lsdException w:unhideWhenUsed="0" w:uiPriority="0" w:name="Default Paragraph Font"/>
+    <w:lsdException w:qFormat="1" w:unhideWhenUsed="0" w:uiPriority="0" w:name="Default Paragraph Font"/>
     <w:lsdException w:unhideWhenUsed="0" w:uiPriority="0" w:semiHidden="0" w:name="Body Text"/>
     <w:lsdException w:unhideWhenUsed="0" w:uiPriority="0" w:semiHidden="0" w:name="Body Text Indent"/>
     <w:lsdException w:unhideWhenUsed="0" w:uiPriority="0" w:semiHidden="0" w:name="List Continue"/>
@@ -2719,6 +2825,7 @@
   <w:style w:type="character" w:default="1" w:styleId="2">
     <w:name w:val="Default Paragraph Font"/>
     <w:semiHidden/>
+    <w:qFormat/>
     <w:uiPriority w:val="0"/>
   </w:style>
   <w:style w:type="table" w:default="1" w:styleId="3">

--- a/data/finux.docx
+++ b/data/finux.docx
@@ -2467,79 +2467,6 @@
           <w:rFonts w:hint="default"/>
         </w:rPr>
       </w:pPr>
-    </w:p>
-    <w:p>
-      <w:pPr>
-        <w:rPr>
-          <w:rFonts w:hint="default"/>
-        </w:rPr>
-      </w:pPr>
-      <w:r>
-        <w:rPr>
-          <w:rFonts w:hint="default"/>
-        </w:rPr>
-        <w:t>Riya was a new investor interested in passive income.</w:t>
-      </w:r>
-    </w:p>
-    <w:p>
-      <w:pPr>
-        <w:rPr>
-          <w:rFonts w:hint="default"/>
-        </w:rPr>
-      </w:pPr>
-    </w:p>
-    <w:p>
-      <w:pPr>
-        <w:rPr>
-          <w:rFonts w:hint="default"/>
-        </w:rPr>
-      </w:pPr>
-      <w:r>
-        <w:rPr>
-          <w:rFonts w:hint="default"/>
-        </w:rPr>
-        <w:t>She discovered FINUX, a decentralized ecosystem that allows users to earn rewards through staking and liquidity pools.</w:t>
-      </w:r>
-    </w:p>
-    <w:p>
-      <w:pPr>
-        <w:rPr>
-          <w:rFonts w:hint="default"/>
-        </w:rPr>
-      </w:pPr>
-    </w:p>
-    <w:p>
-      <w:pPr>
-        <w:rPr>
-          <w:rFonts w:hint="default"/>
-        </w:rPr>
-      </w:pPr>
-      <w:r>
-        <w:rPr>
-          <w:rFonts w:hint="default"/>
-        </w:rPr>
-        <w:t>Users can start by depositing a minimum of $20, which mints FNX tokens.</w:t>
-      </w:r>
-    </w:p>
-    <w:p>
-      <w:pPr>
-        <w:rPr>
-          <w:rFonts w:hint="default"/>
-        </w:rPr>
-      </w:pPr>
-    </w:p>
-    <w:p>
-      <w:pPr>
-        <w:rPr>
-          <w:rFonts w:hint="default"/>
-        </w:rPr>
-      </w:pPr>
-      <w:r>
-        <w:rPr>
-          <w:rFonts w:hint="default"/>
-        </w:rPr>
-        <w:t>They can then earn daily rewards through staking, liquidity pools, and referral programs.</w:t>
-      </w:r>
       <w:bookmarkStart w:id="0" w:name="_GoBack"/>
       <w:bookmarkEnd w:id="0"/>
     </w:p>
